--- a/companies/meridian-actuarial/People/2020.01.16 - Onboarding - Linda Hanna.docx
+++ b/companies/meridian-actuarial/People/2020.01.16 - Onboarding - Linda Hanna.docx
@@ -3,36 +3,52 @@
 <w:document xmlns:wpc="http://schemas.microsoft.com/office/word/2010/wordprocessingCanvas" xmlns:mo="http://schemas.microsoft.com/office/mac/office/2008/main" xmlns:mc="http://schemas.openxmlformats.org/markup-compatibility/2006" xmlns:mv="urn:schemas-microsoft-com:mac:vml" xmlns:o="urn:schemas-microsoft-com:office:office" xmlns:r="http://schemas.openxmlformats.org/officeDocument/2006/relationships" xmlns:m="http://schemas.openxmlformats.org/officeDocument/2006/math" xmlns:v="urn:schemas-microsoft-com:vml" xmlns:wp14="http://schemas.microsoft.com/office/word/2010/wordprocessingDrawing" xmlns:wp="http://schemas.openxmlformats.org/drawingml/2006/wordprocessingDrawing" xmlns:w10="urn:schemas-microsoft-com:office:word" xmlns:w="http://schemas.openxmlformats.org/wordprocessingml/2006/main" xmlns:w14="http://schemas.microsoft.com/office/word/2010/wordml" xmlns:wpg="http://schemas.microsoft.com/office/word/2010/wordprocessingGroup" xmlns:wpi="http://schemas.microsoft.com/office/word/2010/wordprocessingInk" xmlns:wne="http://schemas.microsoft.com/office/word/2006/wordml" xmlns:wps="http://schemas.microsoft.com/office/word/2010/wordprocessingShape" mc:Ignorable="w14 wp14">
   <w:body>
     <w:p>
-      <w:pPr>
-        <w:pStyle w:val="Heading1"/>
-      </w:pPr>
       <w:r>
-        <w:t>Onboarding Record: Linda Hanna</w:t>
+        <w:t>Linda Hanna, welcome to Meridian. I wanted to set your first weeks down in writing rather than leave them to be pieced together in the hallway. We do not stand on much ceremony here, but the role you are stepping into has been a long time coming, and it is worth marking properly.</w:t>
       </w:r>
     </w:p>
     <w:p>
       <w:r>
-        <w:t>Linda Hanna joins the firm as Practice Manager in operations. This note records her role and what was said to her in her first days, so that the file has it.</w:t>
+        <w:t>You join us as our Practice Manager. The practice has grown faster than the operations that carry it, and closing that gap is the whole of the job. You will run the operational side of our engagements and much of our correspondence with client staff: the files, the schedules, and the record of who owes what to whom. It is the connective tissue of the firm, and until now it has been held together by whoever happened to have a free hour. You report to me directly. Bring me the things that genuinely need a decision, and treat the rest as yours to run.</w:t>
       </w:r>
     </w:p>
     <w:p>
       <w:r>
-        <w:t>She owns engagement administration and the paper trail behind it: engagement letters from draft through execution, the deliverable calendar, version control on working files, billing intake, and the correspondence log for each engagement. That is not a support function arranged around the edges of the actuarial work. A firm whose letters are vague and whose files are disordered will eventually be asked to prove what it agreed to do and when it agreed to do it, and it will not be able to. The exhibits can be rebuilt from the data. The record of what was promised cannot be rebuilt from anything.</w:t>
+        <w:t>A few things to get you oriented in the first weeks:</w:t>
+      </w:r>
+    </w:p>
+    <w:p>
+      <w:pPr>
+        <w:pStyle w:val="ListBullet"/>
+      </w:pPr>
+      <w:r>
+        <w:t>Sit with each engagement in turn and learn how a valuation moves through the office, from the first data request to the signed opinion. You do not need the actuarial detail; you need to know where the work tends to stall.</w:t>
+      </w:r>
+    </w:p>
+    <w:p>
+      <w:pPr>
+        <w:pStyle w:val="ListBullet"/>
+      </w:pPr>
+      <w:r>
+        <w:t>Meet the client staff you will be corresponding with. A good part of what keeps an engagement on schedule is a working relationship with the person on the other end who sends us the files.</w:t>
+      </w:r>
+    </w:p>
+    <w:p>
+      <w:pPr>
+        <w:pStyle w:val="ListBullet"/>
+      </w:pPr>
+      <w:r>
+        <w:t>Take stock of how we track deadlines and correspondence today, and tell me plainly what is held together with string. I would far rather hear it early than discover it at a filing deadline.</w:t>
       </w:r>
     </w:p>
     <w:p>
       <w:r>
-        <w:t>First-period logistics: workstation, network account, and file access on arrival; access to the deliverable calendar and the billing records in the first week. In her first month she should read every open engagement letter, and read them the way an outsider would rather than the way the people who wrote them remember writing them. If a scope paragraph is vague, it is vague, and I want to hear about it while the engagement is still running and the sentence can still be fixed. She holds the calendar, and I expect her to hold it against me on the same terms she holds it against everyone else; a deadline that bends for the Managing Actuary is not a deadline, it is a preference. Client data stays in the office and inside the firm, and that applies to the administrative record as much as to the census files.</w:t>
+        <w:t>It is worth knowing what rests on the operations you are taking over. Our clients are pension boards, a life insurer, and benefit funds, and the actuarial work only reaches them if the schedule holds and the files arrive intact. When you keep an engagement running on time, you are protecting the part of our name that clients actually feel. Come find me in your first week and we will walk the engagement calendar together. We are glad you are here.</w:t>
       </w:r>
     </w:p>
     <w:p>
       <w:r>
-        <w:t>Linda Hanna comes to us already knowing this kind of work, so what she has to learn here is mostly which of our habits are considered and which are merely old. There are more of the second kind than we would like to admit. She is entitled to ask which is which in any given case, and entitled to a straight answer rather than an explanation of how we have always done it.</w:t>
-      </w:r>
-    </w:p>
-    <w:p>
-      <w:r>
-        <w:t>Recorded by Robert Lawrence, Managing Actuary.</w:t>
+        <w:t>Robert Lawrence, Managing Actuary</w:t>
       </w:r>
     </w:p>
     <w:sectPr>
